--- a/docs/master/doc/03_OREVIEW_CODE_REVIEW_SPECIFICATION.docx
+++ b/docs/master/doc/03_OREVIEW_CODE_REVIEW_SPECIFICATION.docx
@@ -10,7 +10,7 @@
         <w:t xml:space="preserve">03_OREVIEW_CODE_REVIEW_SPECIFICATION</w:t>
       </w:r>
     </w:p>
-    <w:bookmarkStart w:id="41" w:name="oreview-전영역-리뷰-상세설계서"/>
+    <w:bookmarkStart w:id="42" w:name="oreview-전영역-리뷰-상세설계서"/>
     <w:p>
       <w:pPr>
         <w:pStyle w:val="Heading1"/>
@@ -296,7 +296,7 @@
         <w:pStyle w:val="Compact"/>
       </w:pPr>
       <w:r>
-        <w:t xml:space="preserve">Independent Pass: 다른 모델 또는 규칙 기반 독립 검토</w:t>
+        <w:t xml:space="preserve">Independent Pass: 원 구현과 다른 모델 계열 또는 규칙 기반 독립 검토(Critical 후보는 §10-1 Cross-Model Verification 필수)</w:t>
       </w:r>
     </w:p>
     <w:p>
@@ -363,6 +363,18 @@
         <w:pStyle w:val="Compact"/>
       </w:pPr>
       <w:r>
+        <w:t xml:space="preserve">어떤 요구사항에도 연결되지 않은 신규 코드(고아 코드) — 역방향 Traceability로 탐지</w:t>
+      </w:r>
+    </w:p>
+    <w:p>
+      <w:pPr>
+        <w:numPr>
+          <w:ilvl w:val="0"/>
+          <w:numId w:val="1003"/>
+        </w:numPr>
+        <w:pStyle w:val="Compact"/>
+      </w:pPr>
+      <w:r>
         <w:t xml:space="preserve">Acceptance Criteria 미충족</w:t>
       </w:r>
     </w:p>
@@ -752,6 +764,51 @@
       </w:pPr>
       <w:r>
         <w:t xml:space="preserve">비용·Token·Context 폭주</w:t>
+      </w:r>
+    </w:p>
+    <w:p>
+      <w:pPr>
+        <w:numPr>
+          <w:ilvl w:val="0"/>
+          <w:numId w:val="1007"/>
+        </w:numPr>
+        <w:pStyle w:val="Compact"/>
+      </w:pPr>
+      <w:r>
+        <w:t xml:space="preserve">AI 자기주장과 실제 Evidence 불일치(Self-Claim Verification) —</w:t>
+      </w:r>
+      <w:r>
+        <w:t xml:space="preserve"> </w:t>
+      </w:r>
+      <w:r>
+        <w:t xml:space="preserve">“</w:t>
+      </w:r>
+      <w:r>
+        <w:t xml:space="preserve">구현 완료</w:t>
+      </w:r>
+      <w:r>
+        <w:t xml:space="preserve">”</w:t>
+      </w:r>
+      <w:r>
+        <w:t xml:space="preserve">,</w:t>
+      </w:r>
+      <w:r>
+        <w:t xml:space="preserve"> </w:t>
+      </w:r>
+      <w:r>
+        <w:t xml:space="preserve">“</w:t>
+      </w:r>
+      <w:r>
+        <w:t xml:space="preserve">테스트 통과</w:t>
+      </w:r>
+      <w:r>
+        <w:t xml:space="preserve">”</w:t>
+      </w:r>
+      <w:r>
+        <w:t xml:space="preserve"> </w:t>
+      </w:r>
+      <w:r>
+        <w:t xml:space="preserve">등 AI가 스스로 밝힌 주장을 별도 추출해 대조</w:t>
       </w:r>
     </w:p>
     <w:bookmarkEnd w:id="27"/>
@@ -1263,6 +1320,44 @@
               <w:jc w:val="left"/>
             </w:pPr>
             <w:r>
+              <w:t xml:space="preserve">문서/주석과 실제 동작 불일치</w:t>
+            </w:r>
+          </w:p>
+        </w:tc>
+        <w:tc>
+          <w:tcPr/>
+          <w:p>
+            <w:pPr>
+              <w:pStyle w:val="Compact"/>
+              <w:jc w:val="left"/>
+            </w:pPr>
+            <w:r>
+              <w:t xml:space="preserve">Docstring·주석이 설명하는 동작과 실제 구현이 다름</w:t>
+            </w:r>
+          </w:p>
+        </w:tc>
+        <w:tc>
+          <w:tcPr/>
+          <w:p>
+            <w:pPr>
+              <w:pStyle w:val="Compact"/>
+              <w:jc w:val="left"/>
+            </w:pPr>
+            <w:r>
+              <w:t xml:space="preserve">Doc-Code Consistency Check(주석 파싱 결과와 실행/정적분석 결과 대조)</w:t>
+            </w:r>
+          </w:p>
+        </w:tc>
+      </w:tr>
+      <w:tr>
+        <w:tc>
+          <w:tcPr/>
+          <w:p>
+            <w:pPr>
+              <w:pStyle w:val="Compact"/>
+              <w:jc w:val="left"/>
+            </w:pPr>
+            <w:r>
               <w:t xml:space="preserve">AI 구성 자체의 취약점</w:t>
             </w:r>
           </w:p>
@@ -1946,12 +2041,107 @@
       </w:r>
     </w:p>
     <w:bookmarkEnd w:id="39"/>
-    <w:bookmarkStart w:id="40" w:name="금지사항"/>
+    <w:bookmarkStart w:id="40" w:name="cross-model-verification"/>
     <w:p>
       <w:pPr>
         <w:pStyle w:val="Heading2"/>
       </w:pPr>
       <w:r>
+        <w:t xml:space="preserve">10-1. Cross-Model Verification</w:t>
+      </w:r>
+    </w:p>
+    <w:p>
+      <w:pPr>
+        <w:pStyle w:val="FirstParagraph"/>
+      </w:pPr>
+      <w:r>
+        <w:t xml:space="preserve">동일 모델(계열)이 코드를 생성하고 그 코드를 리뷰까지 하면, 그 모델이 원래 놓치는 유형의 결함을 리뷰에서도 동일하게 놓치는 상관된 blind spot 위험이 있다. 이를 줄이기 위해 다음을 규칙화한다.</w:t>
+      </w:r>
+    </w:p>
+    <w:p>
+      <w:pPr>
+        <w:numPr>
+          <w:ilvl w:val="0"/>
+          <w:numId w:val="1015"/>
+        </w:numPr>
+        <w:pStyle w:val="Compact"/>
+      </w:pPr>
+      <w:r>
+        <w:t xml:space="preserve">Critical로 잠정 판정된 Finding은 원 구현에 사용된 모델·Provider와 다른 계열의 모델로 2차 확인을 거친 뒤에만 최종 확정한다(예: 원 구현이 Claude 계열이면 2차 확인은 다른 Provider/다른 세대 모델)</w:t>
+      </w:r>
+    </w:p>
+    <w:p>
+      <w:pPr>
+        <w:numPr>
+          <w:ilvl w:val="0"/>
+          <w:numId w:val="1015"/>
+        </w:numPr>
+        <w:pStyle w:val="Compact"/>
+      </w:pPr>
+      <w:r>
+        <w:t xml:space="preserve">두 모델의 판정이 불일치하면 자동 승격하지 않고 Human 또는 Professional Reviewer에게 회부한다(INCONCLUSIVE로 표시)</w:t>
+      </w:r>
+    </w:p>
+    <w:p>
+      <w:pPr>
+        <w:numPr>
+          <w:ilvl w:val="0"/>
+          <w:numId w:val="1015"/>
+        </w:numPr>
+        <w:pStyle w:val="Compact"/>
+      </w:pPr>
+      <w:r>
+        <w:t xml:space="preserve">2차 확인에 사용된 모델·버전은 §9-1(OReview 자체 판정 재현성) 원칙에 따라 Receipt에 함께 고정한다</w:t>
+      </w:r>
+    </w:p>
+    <w:p>
+      <w:pPr>
+        <w:numPr>
+          <w:ilvl w:val="0"/>
+          <w:numId w:val="1015"/>
+        </w:numPr>
+        <w:pStyle w:val="Compact"/>
+      </w:pPr>
+      <w:r>
+        <w:t xml:space="preserve">Cross-Model 불일치 이력은</w:t>
+      </w:r>
+      <w:r>
+        <w:t xml:space="preserve"> </w:t>
+      </w:r>
+      <w:hyperlink r:id="rId31">
+        <w:r>
+          <w:rPr>
+            <w:rStyle w:val="Hyperlink"/>
+          </w:rPr>
+          <w:t xml:space="preserve">02_FUNCTIONAL_REQUIREMENTS_AND_PROGRAMS.md</w:t>
+        </w:r>
+      </w:hyperlink>
+      <w:r>
+        <w:t xml:space="preserve"> </w:t>
+      </w:r>
+      <w:r>
+        <w:t xml:space="preserve">OMemory의 MissedFinding/KnowledgePattern 후보로 연결해 반복되는 blind spot 유형을 축적한다</w:t>
+      </w:r>
+    </w:p>
+    <w:p>
+      <w:pPr>
+        <w:numPr>
+          <w:ilvl w:val="0"/>
+          <w:numId w:val="1015"/>
+        </w:numPr>
+        <w:pStyle w:val="Compact"/>
+      </w:pPr>
+      <w:r>
+        <w:t xml:space="preserve">비용 관리를 위해 Cross-Model 2차 확인은 Critical 후보에 한정하며 Medium/Low까지 전수 적용하지 않는다</w:t>
+      </w:r>
+    </w:p>
+    <w:bookmarkEnd w:id="40"/>
+    <w:bookmarkStart w:id="41" w:name="금지사항"/>
+    <w:p>
+      <w:pPr>
+        <w:pStyle w:val="Heading2"/>
+      </w:pPr>
+      <w:r>
         <w:t xml:space="preserve">11. 금지사항</w:t>
       </w:r>
     </w:p>
@@ -1959,7 +2149,7 @@
       <w:pPr>
         <w:numPr>
           <w:ilvl w:val="0"/>
-          <w:numId w:val="1015"/>
+          <w:numId w:val="1016"/>
         </w:numPr>
         <w:pStyle w:val="Compact"/>
       </w:pPr>
@@ -1971,7 +2161,7 @@
       <w:pPr>
         <w:numPr>
           <w:ilvl w:val="0"/>
-          <w:numId w:val="1015"/>
+          <w:numId w:val="1016"/>
         </w:numPr>
         <w:pStyle w:val="Compact"/>
       </w:pPr>
@@ -1983,7 +2173,7 @@
       <w:pPr>
         <w:numPr>
           <w:ilvl w:val="0"/>
-          <w:numId w:val="1015"/>
+          <w:numId w:val="1016"/>
         </w:numPr>
         <w:pStyle w:val="Compact"/>
       </w:pPr>
@@ -1995,7 +2185,7 @@
       <w:pPr>
         <w:numPr>
           <w:ilvl w:val="0"/>
-          <w:numId w:val="1015"/>
+          <w:numId w:val="1016"/>
         </w:numPr>
         <w:pStyle w:val="Compact"/>
       </w:pPr>
@@ -2007,7 +2197,7 @@
       <w:pPr>
         <w:numPr>
           <w:ilvl w:val="0"/>
-          <w:numId w:val="1015"/>
+          <w:numId w:val="1016"/>
         </w:numPr>
         <w:pStyle w:val="Compact"/>
       </w:pPr>
@@ -2019,7 +2209,7 @@
       <w:pPr>
         <w:numPr>
           <w:ilvl w:val="0"/>
-          <w:numId w:val="1015"/>
+          <w:numId w:val="1016"/>
         </w:numPr>
         <w:pStyle w:val="Compact"/>
       </w:pPr>
@@ -2027,8 +2217,8 @@
         <w:t xml:space="preserve">Review 결과를 이용해 라이선스 한도를 우회</w:t>
       </w:r>
     </w:p>
-    <w:bookmarkEnd w:id="40"/>
     <w:bookmarkEnd w:id="41"/>
+    <w:bookmarkEnd w:id="42"/>
     <w:sectPr/>
   </w:body>
 </w:document>
@@ -2369,6 +2559,9 @@
     <w:abstractNumId w:val="991"/>
   </w:num>
   <w:num w:numId="1015">
+    <w:abstractNumId w:val="991"/>
+  </w:num>
+  <w:num w:numId="1016">
     <w:abstractNumId w:val="991"/>
   </w:num>
 </w:numbering>

--- a/docs/master/doc/03_OREVIEW_CODE_REVIEW_SPECIFICATION.docx
+++ b/docs/master/doc/03_OREVIEW_CODE_REVIEW_SPECIFICATION.docx
@@ -324,7 +324,7 @@
       </w:r>
     </w:p>
     <w:bookmarkEnd w:id="22"/>
-    <w:bookmarkStart w:id="30" w:name="리뷰-영역별-규칙"/>
+    <w:bookmarkStart w:id="31" w:name="리뷰-영역별-규칙"/>
     <w:p>
       <w:pPr>
         <w:pStyle w:val="Heading2"/>
@@ -661,7 +661,7 @@
       </w:r>
     </w:p>
     <w:bookmarkEnd w:id="26"/>
-    <w:bookmarkStart w:id="27" w:name="ai-review"/>
+    <w:bookmarkStart w:id="28" w:name="ai-review"/>
     <w:p>
       <w:pPr>
         <w:pStyle w:val="Heading3"/>
@@ -811,8 +811,34 @@
         <w:t xml:space="preserve">등 AI가 스스로 밝힌 주장을 별도 추출해 대조</w:t>
       </w:r>
     </w:p>
-    <w:bookmarkEnd w:id="27"/>
-    <w:bookmarkStart w:id="28" w:name="security-review"/>
+    <w:p>
+      <w:pPr>
+        <w:numPr>
+          <w:ilvl w:val="0"/>
+          <w:numId w:val="1007"/>
+        </w:numPr>
+        <w:pStyle w:val="Compact"/>
+      </w:pPr>
+      <w:r>
+        <w:t xml:space="preserve">이전 Baseline 대비 AI 구성 Drift(Tool 권한 확대, 신규 외부 연동 등)가 검토 없이 반영되었는지 확인(</w:t>
+      </w:r>
+      <w:hyperlink r:id="rId27">
+        <w:r>
+          <w:rPr>
+            <w:rStyle w:val="Hyperlink"/>
+          </w:rPr>
+          <w:t xml:space="preserve">02_FUNCTIONAL_REQUIREMENTS_AND_PROGRAMS.md</w:t>
+        </w:r>
+      </w:hyperlink>
+      <w:r>
+        <w:t xml:space="preserve"> </w:t>
+      </w:r>
+      <w:r>
+        <w:t xml:space="preserve">OLearning AI 구성 Drift 탐지와 연동)</w:t>
+      </w:r>
+    </w:p>
+    <w:bookmarkEnd w:id="28"/>
+    <w:bookmarkStart w:id="29" w:name="security-review"/>
     <w:p>
       <w:pPr>
         <w:pStyle w:val="Heading3"/>
@@ -905,8 +931,8 @@
         <w:t xml:space="preserve">관리자 권한과 감사로그</w:t>
       </w:r>
     </w:p>
-    <w:bookmarkEnd w:id="28"/>
-    <w:bookmarkStart w:id="29" w:name="test-review"/>
+    <w:bookmarkEnd w:id="29"/>
+    <w:bookmarkStart w:id="30" w:name="test-review"/>
     <w:p>
       <w:pPr>
         <w:pStyle w:val="Heading3"/>
@@ -999,8 +1025,8 @@
         <w:t xml:space="preserve">License·결제·Webhook 멱등성 시험 누락</w:t>
       </w:r>
     </w:p>
-    <w:bookmarkEnd w:id="29"/>
     <w:bookmarkEnd w:id="30"/>
+    <w:bookmarkEnd w:id="31"/>
     <w:bookmarkStart w:id="32" w:name="ai바이브-코딩-생성-코드-특화-진단"/>
     <w:p>
       <w:pPr>
@@ -1398,7 +1424,7 @@
       <w:r>
         <w:t xml:space="preserve"> </w:t>
       </w:r>
-      <w:hyperlink r:id="rId31">
+      <w:hyperlink r:id="rId27">
         <w:r>
           <w:rPr>
             <w:rStyle w:val="Hyperlink"/>
@@ -1897,7 +1923,7 @@
         <w:pStyle w:val="Compact"/>
       </w:pPr>
       <w:r>
-        <w:t xml:space="preserve">Reviewer 간 일치도</w:t>
+        <w:t xml:space="preserve">Reviewer 간 일치도(모델 Reviewer와 Human/Professional Reviewer 모두 포함)</w:t>
       </w:r>
     </w:p>
     <w:p>
@@ -1934,6 +1960,18 @@
       </w:pPr>
       <w:r>
         <w:t xml:space="preserve">독립 Blind Review</w:t>
+      </w:r>
+    </w:p>
+    <w:p>
+      <w:pPr>
+        <w:numPr>
+          <w:ilvl w:val="0"/>
+          <w:numId w:val="1013"/>
+        </w:numPr>
+        <w:pStyle w:val="Compact"/>
+      </w:pPr>
+      <w:r>
+        <w:t xml:space="preserve">Confidence Calibration: Confidence 90%로 표시된 Finding 집합이 실제로 약 90% 비율로 맞는지 등 신뢰도 구간별 실측 정확도를 주기적으로 측정(Calibration Curve). 특정 구간이 체계적으로 과신/과소평가되면 Confidence 산정 로직을 재보정 대상으로 지정한다</w:t>
       </w:r>
     </w:p>
     <w:bookmarkEnd w:id="37"/>
@@ -1950,7 +1988,7 @@
       <w:pPr>
         <w:pStyle w:val="FirstParagraph"/>
       </w:pPr>
-      <w:hyperlink r:id="rId31">
+      <w:hyperlink r:id="rId27">
         <w:r>
           <w:rPr>
             <w:rStyle w:val="Hyperlink"/>
@@ -2108,7 +2146,7 @@
       <w:r>
         <w:t xml:space="preserve"> </w:t>
       </w:r>
-      <w:hyperlink r:id="rId31">
+      <w:hyperlink r:id="rId27">
         <w:r>
           <w:rPr>
             <w:rStyle w:val="Hyperlink"/>

--- a/docs/master/doc/03_OREVIEW_CODE_REVIEW_SPECIFICATION.docx
+++ b/docs/master/doc/03_OREVIEW_CODE_REVIEW_SPECIFICATION.docx
@@ -868,7 +868,7 @@
         <w:pStyle w:val="Compact"/>
       </w:pPr>
       <w:r>
-        <w:t xml:space="preserve">Dependency 취약점과 License</w:t>
+        <w:t xml:space="preserve">Dependency 취약점과 License — Copyleft(GPL 계열) License가 상용 폐쇄소스 배포 조건과 충돌하는지 조직 PolicyPack의 허용/차단 목록 기준으로 판정</w:t>
       </w:r>
     </w:p>
     <w:p>
@@ -1818,6 +1818,28 @@
         <w:t xml:space="preserve">동일 Finding은 안정적인 Fingerprint로 추적하며 코드 이동만으로 새 Finding으로 중복 생성하지 않는다.</w:t>
       </w:r>
     </w:p>
+    <w:p>
+      <w:pPr>
+        <w:pStyle w:val="BodyText"/>
+      </w:pPr>
+      <w:r>
+        <w:t xml:space="preserve">PR 생성 후 Independent Review 단계에서는 동시에 열려있는 다른 Draft PR과의 Multi-PR Integration Risk Scan도 함께 수행한다(</w:t>
+      </w:r>
+      <w:hyperlink r:id="rId27">
+        <w:r>
+          <w:rPr>
+            <w:rStyle w:val="Hyperlink"/>
+          </w:rPr>
+          <w:t xml:space="preserve">02_FUNCTIONAL_REQUIREMENTS_AND_PROGRAMS.md</w:t>
+        </w:r>
+      </w:hyperlink>
+      <w:r>
+        <w:t xml:space="preserve"> </w:t>
+      </w:r>
+      <w:r>
+        <w:t xml:space="preserve">OGit).</w:t>
+      </w:r>
+    </w:p>
     <w:bookmarkEnd w:id="35"/>
     <w:bookmarkStart w:id="36" w:name="자동-수정-연계"/>
     <w:p>

--- a/docs/master/doc/03_OREVIEW_CODE_REVIEW_SPECIFICATION.docx
+++ b/docs/master/doc/03_OREVIEW_CODE_REVIEW_SPECIFICATION.docx
@@ -10,7 +10,7 @@
         <w:t xml:space="preserve">03_OREVIEW_CODE_REVIEW_SPECIFICATION</w:t>
       </w:r>
     </w:p>
-    <w:bookmarkStart w:id="42" w:name="oreview-전영역-리뷰-상세설계서"/>
+    <w:bookmarkStart w:id="45" w:name="oreview-전영역-리뷰-상세설계서"/>
     <w:p>
       <w:pPr>
         <w:pStyle w:val="Heading1"/>
@@ -1448,6 +1448,75 @@
     </w:p>
     <w:p>
       <w:pPr>
+        <w:pStyle w:val="FirstParagraph"/>
+      </w:pPr>
+      <w:r>
+        <w:rPr>
+          <w:rStyle w:val="VerbatimChar"/>
+        </w:rPr>
+        <w:t xml:space="preserve">contracts/security-findings.v1.schema.json</w:t>
+      </w:r>
+      <w:r>
+        <w:t xml:space="preserve">은</w:t>
+      </w:r>
+      <w:r>
+        <w:t xml:space="preserve"> </w:t>
+      </w:r>
+      <w:r>
+        <w:rPr>
+          <w:rStyle w:val="VerbatimChar"/>
+        </w:rPr>
+        <w:t xml:space="preserve">severity</w:t>
+      </w:r>
+      <w:r>
+        <w:t xml:space="preserve">(CRITICAL/HIGH/MEDIUM/LOW/INFO — 아래와 일치)와</w:t>
+      </w:r>
+      <w:r>
+        <w:t xml:space="preserve"> </w:t>
+      </w:r>
+      <w:r>
+        <w:rPr>
+          <w:rStyle w:val="VerbatimChar"/>
+        </w:rPr>
+        <w:t xml:space="preserve">status</w:t>
+      </w:r>
+      <w:r>
+        <w:t xml:space="preserve">를</w:t>
+      </w:r>
+      <w:r>
+        <w:t xml:space="preserve"> </w:t>
+      </w:r>
+      <w:r>
+        <w:rPr>
+          <w:bCs/>
+          <w:b/>
+        </w:rPr>
+        <w:t xml:space="preserve">OPEN, CLOSED, ACCEPTED_RISK 3개로만</w:t>
+      </w:r>
+      <w:r>
+        <w:t xml:space="preserve"> </w:t>
+      </w:r>
+      <w:r>
+        <w:t xml:space="preserve">정의한다. 이 설계서가 이전에 제안한 6단계 생애주기(OPEN→ACKNOWLEDGED→FIX_PLANNED→FIXED→RE_REVIEWED→CLOSED)와 FALSE_POSITIVE/DUPLICATE/WONT_FIX 상태는 계약에 없는</w:t>
+      </w:r>
+      <w:r>
+        <w:t xml:space="preserve"> </w:t>
+      </w:r>
+      <w:r>
+        <w:rPr>
+          <w:rStyle w:val="VerbatimChar"/>
+        </w:rPr>
+        <w:t xml:space="preserve">DESIGN_ONLY</w:t>
+      </w:r>
+      <w:r>
+        <w:t xml:space="preserve"> </w:t>
+      </w:r>
+      <w:r>
+        <w:t xml:space="preserve">확장이다 — 세분화가 필요하면 이 3개 상태 위에 얹는 방식으로 계약을 먼저 확장해야 하며, 이 문서의 상세 상태를 이미 구현된 것처럼 다루면 안 된다.</w:t>
+      </w:r>
+    </w:p>
+    <w:p>
+      <w:pPr>
         <w:numPr>
           <w:ilvl w:val="0"/>
           <w:numId w:val="1010"/>
@@ -1503,7 +1572,7 @@
         <w:pStyle w:val="Compact"/>
       </w:pPr>
       <w:r>
-        <w:t xml:space="preserve">status</w:t>
+        <w:t xml:space="preserve">status (계약 기준 OPEN/CLOSED/ACCEPTED_RISK, 이 설계서의 세분화는 DESIGN_ONLY)</w:t>
       </w:r>
     </w:p>
     <w:p>
@@ -1651,7 +1720,7 @@
       </w:r>
     </w:p>
     <w:bookmarkEnd w:id="33"/>
-    <w:bookmarkStart w:id="34" w:name="decision-규칙"/>
+    <w:bookmarkStart w:id="37" w:name="decision-규칙"/>
     <w:p>
       <w:pPr>
         <w:pStyle w:val="Heading2"/>
@@ -1662,6 +1731,162 @@
     </w:p>
     <w:p>
       <w:pPr>
+        <w:pStyle w:val="FirstParagraph"/>
+      </w:pPr>
+      <w:r>
+        <w:rPr>
+          <w:rStyle w:val="VerbatimChar"/>
+        </w:rPr>
+        <w:t xml:space="preserve">contracts/oreview-result.v1.schema.json</w:t>
+      </w:r>
+      <w:r>
+        <w:t xml:space="preserve">이 실제 Decision 어휘다. 이 절은 원래 APPROVE/COMMENT/REQUEST_CHANGE/REJECT를 자체 어휘로 정의했으나, 계약은</w:t>
+      </w:r>
+      <w:r>
+        <w:t xml:space="preserve"> </w:t>
+      </w:r>
+      <w:hyperlink r:id="rId34">
+        <w:r>
+          <w:rPr>
+            <w:rStyle w:val="Hyperlink"/>
+          </w:rPr>
+          <w:t xml:space="preserve">status-vocabulary.v1.json</w:t>
+        </w:r>
+      </w:hyperlink>
+      <w:r>
+        <w:t xml:space="preserve">의 공통</w:t>
+      </w:r>
+      <w:r>
+        <w:t xml:space="preserve"> </w:t>
+      </w:r>
+      <w:r>
+        <w:rPr>
+          <w:rStyle w:val="VerbatimChar"/>
+        </w:rPr>
+        <w:t xml:space="preserve">run_decisions</w:t>
+      </w:r>
+      <w:r>
+        <w:t xml:space="preserve">(PASS/FAIL/BLOCKED/HOLD/NOT_RUN/INCONCLUSIVE/NON_FINAL)를 그대로 재사용한다. 아래는 계약 기준으로 정정한 것이다.</w:t>
+      </w:r>
+    </w:p>
+    <w:bookmarkStart w:id="35" w:name="영역별-decision-도메인-최소-10개"/>
+    <w:p>
+      <w:pPr>
+        <w:pStyle w:val="Heading3"/>
+      </w:pPr>
+      <w:r>
+        <w:t xml:space="preserve">영역별 Decision (도메인 최소 10개)</w:t>
+      </w:r>
+    </w:p>
+    <w:p>
+      <w:pPr>
+        <w:pStyle w:val="FirstParagraph"/>
+      </w:pPr>
+      <w:r>
+        <w:t xml:space="preserve">각 리뷰 영역(§4의 Requirement/Architecture/Policy/Code/AI/Security/Test 등)마다</w:t>
+      </w:r>
+      <w:r>
+        <w:t xml:space="preserve"> </w:t>
+      </w:r>
+      <w:r>
+        <w:rPr>
+          <w:rStyle w:val="VerbatimChar"/>
+        </w:rPr>
+        <w:t xml:space="preserve">PASS</w:t>
+      </w:r>
+      <w:r>
+        <w:t xml:space="preserve">,</w:t>
+      </w:r>
+      <w:r>
+        <w:t xml:space="preserve"> </w:t>
+      </w:r>
+      <w:r>
+        <w:rPr>
+          <w:rStyle w:val="VerbatimChar"/>
+        </w:rPr>
+        <w:t xml:space="preserve">FAIL</w:t>
+      </w:r>
+      <w:r>
+        <w:t xml:space="preserve">,</w:t>
+      </w:r>
+      <w:r>
+        <w:t xml:space="preserve"> </w:t>
+      </w:r>
+      <w:r>
+        <w:rPr>
+          <w:rStyle w:val="VerbatimChar"/>
+        </w:rPr>
+        <w:t xml:space="preserve">HOLD</w:t>
+      </w:r>
+      <w:r>
+        <w:t xml:space="preserve">,</w:t>
+      </w:r>
+      <w:r>
+        <w:t xml:space="preserve"> </w:t>
+      </w:r>
+      <w:r>
+        <w:rPr>
+          <w:rStyle w:val="VerbatimChar"/>
+        </w:rPr>
+        <w:t xml:space="preserve">NOT_RUN</w:t>
+      </w:r>
+      <w:r>
+        <w:t xml:space="preserve">,</w:t>
+      </w:r>
+      <w:r>
+        <w:t xml:space="preserve"> </w:t>
+      </w:r>
+      <w:r>
+        <w:rPr>
+          <w:rStyle w:val="VerbatimChar"/>
+        </w:rPr>
+        <w:t xml:space="preserve">NOT_APPLICABLE</w:t>
+      </w:r>
+      <w:r>
+        <w:t xml:space="preserve"> </w:t>
+      </w:r>
+      <w:r>
+        <w:t xml:space="preserve">중 하나와</w:t>
+      </w:r>
+      <w:r>
+        <w:t xml:space="preserve"> </w:t>
+      </w:r>
+      <w:r>
+        <w:rPr>
+          <w:rStyle w:val="VerbatimChar"/>
+        </w:rPr>
+        <w:t xml:space="preserve">evidence_refs</w:t>
+      </w:r>
+      <w:r>
+        <w:t xml:space="preserve">,</w:t>
+      </w:r>
+      <w:r>
+        <w:t xml:space="preserve"> </w:t>
+      </w:r>
+      <w:r>
+        <w:rPr>
+          <w:rStyle w:val="VerbatimChar"/>
+        </w:rPr>
+        <w:t xml:space="preserve">observations</w:t>
+      </w:r>
+      <w:r>
+        <w:t xml:space="preserve">(최소 1개),</w:t>
+      </w:r>
+      <w:r>
+        <w:t xml:space="preserve"> </w:t>
+      </w:r>
+      <w:r>
+        <w:rPr>
+          <w:rStyle w:val="VerbatimChar"/>
+        </w:rPr>
+        <w:t xml:space="preserve">recommendation</w:t>
+      </w:r>
+      <w:r>
+        <w:t xml:space="preserve">을 기록한다.</w:t>
+      </w:r>
+    </w:p>
+    <w:p>
+      <w:pPr>
         <w:numPr>
           <w:ilvl w:val="0"/>
           <w:numId w:val="1011"/>
@@ -1669,7 +1894,7 @@
         <w:pStyle w:val="Compact"/>
       </w:pPr>
       <w:r>
-        <w:t xml:space="preserve">REJECT: Critical 미해결, 정책 우회, 증거 위조, 위험한 Main 직접변경</w:t>
+        <w:t xml:space="preserve">FAIL: 해당 영역에 Critical 또는 High 미해결 Finding, 정책 우회, 증거 위조</w:t>
       </w:r>
     </w:p>
     <w:p>
@@ -1681,7 +1906,7 @@
         <w:pStyle w:val="Compact"/>
       </w:pPr>
       <w:r>
-        <w:t xml:space="preserve">REQUEST_CHANGE: High 미해결 또는 수용기준 미충족</w:t>
+        <w:t xml:space="preserve">HOLD: 입력·환경·정책 불충분, 또는 판정에 필요한 선행 조건 미충족(이 설계서가 이전에 쓴 INCONCLUSIVE에 해당)</w:t>
       </w:r>
     </w:p>
     <w:p>
@@ -1693,7 +1918,7 @@
         <w:pStyle w:val="Compact"/>
       </w:pPr>
       <w:r>
-        <w:t xml:space="preserve">COMMENT: Medium/Low만 존재하며 위험수용 가능</w:t>
+        <w:t xml:space="preserve">NOT_RUN: 해당 영역을 이번 범위에서 실행하지 않음(CoverageReport와 연동)</w:t>
       </w:r>
     </w:p>
     <w:p>
@@ -1705,7 +1930,7 @@
         <w:pStyle w:val="Compact"/>
       </w:pPr>
       <w:r>
-        <w:t xml:space="preserve">APPROVE: 필수 Gate 통과, Critical/High 0건, 필수 Test PASS</w:t>
+        <w:t xml:space="preserve">PASS: Medium/Low만 존재하며 위험수용 가능하거나 결함 없음</w:t>
       </w:r>
     </w:p>
     <w:p>
@@ -1717,19 +1942,148 @@
         <w:pStyle w:val="Compact"/>
       </w:pPr>
       <w:r>
-        <w:t xml:space="preserve">INCONCLUSIVE: 입력·환경·정책 불충분</w:t>
-      </w:r>
-    </w:p>
-    <w:p>
-      <w:pPr>
-        <w:pStyle w:val="FirstParagraph"/>
-      </w:pPr>
-      <w:r>
-        <w:t xml:space="preserve">APPROVE는 Merge 실행과 동일하지 않다. 실제 Merge 권한은 별도 역할과 정책이 가진다.</w:t>
-      </w:r>
-    </w:p>
-    <w:bookmarkEnd w:id="34"/>
-    <w:bookmarkStart w:id="35" w:name="continuous-review"/>
+        <w:t xml:space="preserve">NOT_APPLICABLE: 대상 변경에 해당 영역이 적용되지 않음</w:t>
+      </w:r>
+    </w:p>
+    <w:bookmarkEnd w:id="35"/>
+    <w:bookmarkStart w:id="36" w:name="종합-decision"/>
+    <w:p>
+      <w:pPr>
+        <w:pStyle w:val="Heading3"/>
+      </w:pPr>
+      <w:r>
+        <w:t xml:space="preserve">종합 Decision</w:t>
+      </w:r>
+    </w:p>
+    <w:p>
+      <w:pPr>
+        <w:numPr>
+          <w:ilvl w:val="0"/>
+          <w:numId w:val="1012"/>
+        </w:numPr>
+        <w:pStyle w:val="Compact"/>
+      </w:pPr>
+      <w:r>
+        <w:rPr>
+          <w:rStyle w:val="VerbatimChar"/>
+        </w:rPr>
+        <w:t xml:space="preserve">quality_decision</w:t>
+      </w:r>
+      <w:r>
+        <w:t xml:space="preserve">: PASS | FAIL | HOLD — 영역별 Decision을 종합한 최종 판정. 하나라도 FAIL이면 전체는 FAIL이다</w:t>
+      </w:r>
+    </w:p>
+    <w:p>
+      <w:pPr>
+        <w:numPr>
+          <w:ilvl w:val="0"/>
+          <w:numId w:val="1012"/>
+        </w:numPr>
+        <w:pStyle w:val="Compact"/>
+      </w:pPr>
+      <w:r>
+        <w:rPr>
+          <w:rStyle w:val="VerbatimChar"/>
+        </w:rPr>
+        <w:t xml:space="preserve">independent_reviewer</w:t>
+      </w:r>
+      <w:r>
+        <w:t xml:space="preserve">: NOT_RUN | PASS | FAIL | HOLD — §3 파이프라인의 Independent Pass 결과를 별도로 기록하며</w:t>
+      </w:r>
+      <w:r>
+        <w:t xml:space="preserve"> </w:t>
+      </w:r>
+      <w:r>
+        <w:rPr>
+          <w:rStyle w:val="VerbatimChar"/>
+        </w:rPr>
+        <w:t xml:space="preserve">quality_decision</w:t>
+      </w:r>
+      <w:r>
+        <w:t xml:space="preserve">을 덮어쓰지 않는다</w:t>
+      </w:r>
+    </w:p>
+    <w:p>
+      <w:pPr>
+        <w:numPr>
+          <w:ilvl w:val="0"/>
+          <w:numId w:val="1012"/>
+        </w:numPr>
+        <w:pStyle w:val="Compact"/>
+      </w:pPr>
+      <w:r>
+        <w:rPr>
+          <w:rStyle w:val="VerbatimChar"/>
+        </w:rPr>
+        <w:t xml:space="preserve">merge_authorized</w:t>
+      </w:r>
+      <w:r>
+        <w:t xml:space="preserve">: 계약상 항상</w:t>
+      </w:r>
+      <w:r>
+        <w:t xml:space="preserve"> </w:t>
+      </w:r>
+      <w:r>
+        <w:rPr>
+          <w:rStyle w:val="VerbatimChar"/>
+        </w:rPr>
+        <w:t xml:space="preserve">false</w:t>
+      </w:r>
+      <w:r>
+        <w:t xml:space="preserve">로 고정된다. 즉 OReview는 어떤 조합의 PASS로도 Merge를 승인하는 권한을 갖지 않는다 —</w:t>
+      </w:r>
+      <w:r>
+        <w:t xml:space="preserve"> </w:t>
+      </w:r>
+      <w:r>
+        <w:t xml:space="preserve">“</w:t>
+      </w:r>
+      <w:r>
+        <w:t xml:space="preserve">APPROVE가 Merge와 다르다</w:t>
+      </w:r>
+      <w:r>
+        <w:t xml:space="preserve">”</w:t>
+      </w:r>
+      <w:r>
+        <w:t xml:space="preserve">는 수준이 아니라 이 계약 버전에서는 Merge 승인 자체가 발급되지 않는다. Merge는 계약 밖의 별도 절차(Human 승인)로만 이뤄진다</w:t>
+      </w:r>
+    </w:p>
+    <w:p>
+      <w:pPr>
+        <w:numPr>
+          <w:ilvl w:val="0"/>
+          <w:numId w:val="1012"/>
+        </w:numPr>
+        <w:pStyle w:val="Compact"/>
+      </w:pPr>
+      <w:r>
+        <w:rPr>
+          <w:rStyle w:val="VerbatimChar"/>
+        </w:rPr>
+        <w:t xml:space="preserve">final_claim_allowed</w:t>
+      </w:r>
+      <w:r>
+        <w:t xml:space="preserve">: 계약상 항상</w:t>
+      </w:r>
+      <w:r>
+        <w:t xml:space="preserve"> </w:t>
+      </w:r>
+      <w:r>
+        <w:rPr>
+          <w:rStyle w:val="VerbatimChar"/>
+        </w:rPr>
+        <w:t xml:space="preserve">false</w:t>
+      </w:r>
+      <w:r>
+        <w:t xml:space="preserve"> </w:t>
+      </w:r>
+      <w:r>
+        <w:t xml:space="preserve">— OReview 결과 단독으로 Final 판정을 주장할 수 없다</w:t>
+      </w:r>
+    </w:p>
+    <w:bookmarkEnd w:id="36"/>
+    <w:bookmarkEnd w:id="37"/>
+    <w:bookmarkStart w:id="38" w:name="continuous-review"/>
     <w:p>
       <w:pPr>
         <w:pStyle w:val="Heading2"/>
@@ -1742,7 +2096,7 @@
       <w:pPr>
         <w:numPr>
           <w:ilvl w:val="0"/>
-          <w:numId w:val="1012"/>
+          <w:numId w:val="1013"/>
         </w:numPr>
         <w:pStyle w:val="Compact"/>
       </w:pPr>
@@ -1754,7 +2108,7 @@
       <w:pPr>
         <w:numPr>
           <w:ilvl w:val="0"/>
-          <w:numId w:val="1012"/>
+          <w:numId w:val="1013"/>
         </w:numPr>
         <w:pStyle w:val="Compact"/>
       </w:pPr>
@@ -1766,7 +2120,7 @@
       <w:pPr>
         <w:numPr>
           <w:ilvl w:val="0"/>
-          <w:numId w:val="1012"/>
+          <w:numId w:val="1013"/>
         </w:numPr>
         <w:pStyle w:val="Compact"/>
       </w:pPr>
@@ -1778,7 +2132,7 @@
       <w:pPr>
         <w:numPr>
           <w:ilvl w:val="0"/>
-          <w:numId w:val="1012"/>
+          <w:numId w:val="1013"/>
         </w:numPr>
         <w:pStyle w:val="Compact"/>
       </w:pPr>
@@ -1790,7 +2144,7 @@
       <w:pPr>
         <w:numPr>
           <w:ilvl w:val="0"/>
-          <w:numId w:val="1012"/>
+          <w:numId w:val="1013"/>
         </w:numPr>
         <w:pStyle w:val="Compact"/>
       </w:pPr>
@@ -1802,7 +2156,7 @@
       <w:pPr>
         <w:numPr>
           <w:ilvl w:val="0"/>
-          <w:numId w:val="1012"/>
+          <w:numId w:val="1013"/>
         </w:numPr>
         <w:pStyle w:val="Compact"/>
       </w:pPr>
@@ -1840,8 +2194,8 @@
         <w:t xml:space="preserve">OGit).</w:t>
       </w:r>
     </w:p>
-    <w:bookmarkEnd w:id="35"/>
-    <w:bookmarkStart w:id="36" w:name="자동-수정-연계"/>
+    <w:bookmarkEnd w:id="38"/>
+    <w:bookmarkStart w:id="39" w:name="자동-수정-연계"/>
     <w:p>
       <w:pPr>
         <w:pStyle w:val="Heading2"/>
@@ -1866,8 +2220,8 @@
         <w:t xml:space="preserve">Finding → 사용자 선택 → OImprovement Patch Plan → Worktree → Patch → Test → Re-review → Re-verify → Draft PR</w:t>
       </w:r>
     </w:p>
-    <w:bookmarkEnd w:id="36"/>
-    <w:bookmarkStart w:id="37" w:name="코드리뷰-자체-품질검증"/>
+    <w:bookmarkEnd w:id="39"/>
+    <w:bookmarkStart w:id="40" w:name="코드리뷰-자체-품질검증"/>
     <w:p>
       <w:pPr>
         <w:pStyle w:val="Heading2"/>
@@ -1880,7 +2234,7 @@
       <w:pPr>
         <w:numPr>
           <w:ilvl w:val="0"/>
-          <w:numId w:val="1013"/>
+          <w:numId w:val="1014"/>
         </w:numPr>
         <w:pStyle w:val="Compact"/>
       </w:pPr>
@@ -1892,7 +2246,7 @@
       <w:pPr>
         <w:numPr>
           <w:ilvl w:val="0"/>
-          <w:numId w:val="1013"/>
+          <w:numId w:val="1014"/>
         </w:numPr>
         <w:pStyle w:val="Compact"/>
       </w:pPr>
@@ -1904,7 +2258,7 @@
       <w:pPr>
         <w:numPr>
           <w:ilvl w:val="0"/>
-          <w:numId w:val="1013"/>
+          <w:numId w:val="1014"/>
         </w:numPr>
         <w:pStyle w:val="Compact"/>
       </w:pPr>
@@ -1916,7 +2270,7 @@
       <w:pPr>
         <w:numPr>
           <w:ilvl w:val="0"/>
-          <w:numId w:val="1013"/>
+          <w:numId w:val="1014"/>
         </w:numPr>
         <w:pStyle w:val="Compact"/>
       </w:pPr>
@@ -1928,7 +2282,7 @@
       <w:pPr>
         <w:numPr>
           <w:ilvl w:val="0"/>
-          <w:numId w:val="1013"/>
+          <w:numId w:val="1014"/>
         </w:numPr>
         <w:pStyle w:val="Compact"/>
       </w:pPr>
@@ -1940,7 +2294,7 @@
       <w:pPr>
         <w:numPr>
           <w:ilvl w:val="0"/>
-          <w:numId w:val="1013"/>
+          <w:numId w:val="1014"/>
         </w:numPr>
         <w:pStyle w:val="Compact"/>
       </w:pPr>
@@ -1952,7 +2306,7 @@
       <w:pPr>
         <w:numPr>
           <w:ilvl w:val="0"/>
-          <w:numId w:val="1013"/>
+          <w:numId w:val="1014"/>
         </w:numPr>
         <w:pStyle w:val="Compact"/>
       </w:pPr>
@@ -1964,7 +2318,7 @@
       <w:pPr>
         <w:numPr>
           <w:ilvl w:val="0"/>
-          <w:numId w:val="1013"/>
+          <w:numId w:val="1014"/>
         </w:numPr>
         <w:pStyle w:val="Compact"/>
       </w:pPr>
@@ -1976,7 +2330,7 @@
       <w:pPr>
         <w:numPr>
           <w:ilvl w:val="0"/>
-          <w:numId w:val="1013"/>
+          <w:numId w:val="1014"/>
         </w:numPr>
         <w:pStyle w:val="Compact"/>
       </w:pPr>
@@ -1988,7 +2342,7 @@
       <w:pPr>
         <w:numPr>
           <w:ilvl w:val="0"/>
-          <w:numId w:val="1013"/>
+          <w:numId w:val="1014"/>
         </w:numPr>
         <w:pStyle w:val="Compact"/>
       </w:pPr>
@@ -1996,8 +2350,8 @@
         <w:t xml:space="preserve">Confidence Calibration: Confidence 90%로 표시된 Finding 집합이 실제로 약 90% 비율로 맞는지 등 신뢰도 구간별 실측 정확도를 주기적으로 측정(Calibration Curve). 특정 구간이 체계적으로 과신/과소평가되면 Confidence 산정 로직을 재보정 대상으로 지정한다</w:t>
       </w:r>
     </w:p>
-    <w:bookmarkEnd w:id="37"/>
-    <w:bookmarkStart w:id="38" w:name="oreview-자체-판정-재현성"/>
+    <w:bookmarkEnd w:id="40"/>
+    <w:bookmarkStart w:id="41" w:name="oreview-자체-판정-재현성"/>
     <w:p>
       <w:pPr>
         <w:pStyle w:val="Heading2"/>
@@ -2038,7 +2392,7 @@
       <w:pPr>
         <w:numPr>
           <w:ilvl w:val="0"/>
-          <w:numId w:val="1014"/>
+          <w:numId w:val="1015"/>
         </w:numPr>
         <w:pStyle w:val="Compact"/>
       </w:pPr>
@@ -2050,7 +2404,7 @@
       <w:pPr>
         <w:numPr>
           <w:ilvl w:val="0"/>
-          <w:numId w:val="1014"/>
+          <w:numId w:val="1015"/>
         </w:numPr>
         <w:pStyle w:val="Compact"/>
       </w:pPr>
@@ -2062,7 +2416,7 @@
       <w:pPr>
         <w:numPr>
           <w:ilvl w:val="0"/>
-          <w:numId w:val="1014"/>
+          <w:numId w:val="1015"/>
         </w:numPr>
         <w:pStyle w:val="Compact"/>
       </w:pPr>
@@ -2074,7 +2428,7 @@
       <w:pPr>
         <w:numPr>
           <w:ilvl w:val="0"/>
-          <w:numId w:val="1014"/>
+          <w:numId w:val="1015"/>
         </w:numPr>
         <w:pStyle w:val="Compact"/>
       </w:pPr>
@@ -2082,8 +2436,8 @@
         <w:t xml:space="preserve">동일 Diff에 대한 반복 실행 결과가 Severity/Decision 수준에서 달라지면 Flaky Reviewer로 분리하고 해당 판정은 INCONCLUSIVE로 표시한다</w:t>
       </w:r>
     </w:p>
-    <w:bookmarkEnd w:id="38"/>
-    <w:bookmarkStart w:id="39" w:name="감사와-증거"/>
+    <w:bookmarkEnd w:id="41"/>
+    <w:bookmarkStart w:id="42" w:name="감사와-증거"/>
     <w:p>
       <w:pPr>
         <w:pStyle w:val="Heading2"/>
@@ -2100,8 +2454,8 @@
         <w:t xml:space="preserve">각 Review 실행은 Baseline SHA, Target SHA, Diff Hash, Rule Pack Digest, Reviewer Version, Input Digest, Output Digest, Decision을 Receipt에 결속한다.</w:t>
       </w:r>
     </w:p>
-    <w:bookmarkEnd w:id="39"/>
-    <w:bookmarkStart w:id="40" w:name="cross-model-verification"/>
+    <w:bookmarkEnd w:id="42"/>
+    <w:bookmarkStart w:id="43" w:name="cross-model-verification"/>
     <w:p>
       <w:pPr>
         <w:pStyle w:val="Heading2"/>
@@ -2122,7 +2476,7 @@
       <w:pPr>
         <w:numPr>
           <w:ilvl w:val="0"/>
-          <w:numId w:val="1015"/>
+          <w:numId w:val="1016"/>
         </w:numPr>
         <w:pStyle w:val="Compact"/>
       </w:pPr>
@@ -2134,7 +2488,7 @@
       <w:pPr>
         <w:numPr>
           <w:ilvl w:val="0"/>
-          <w:numId w:val="1015"/>
+          <w:numId w:val="1016"/>
         </w:numPr>
         <w:pStyle w:val="Compact"/>
       </w:pPr>
@@ -2146,7 +2500,7 @@
       <w:pPr>
         <w:numPr>
           <w:ilvl w:val="0"/>
-          <w:numId w:val="1015"/>
+          <w:numId w:val="1016"/>
         </w:numPr>
         <w:pStyle w:val="Compact"/>
       </w:pPr>
@@ -2158,7 +2512,7 @@
       <w:pPr>
         <w:numPr>
           <w:ilvl w:val="0"/>
-          <w:numId w:val="1015"/>
+          <w:numId w:val="1016"/>
         </w:numPr>
         <w:pStyle w:val="Compact"/>
       </w:pPr>
@@ -2187,7 +2541,7 @@
       <w:pPr>
         <w:numPr>
           <w:ilvl w:val="0"/>
-          <w:numId w:val="1015"/>
+          <w:numId w:val="1016"/>
         </w:numPr>
         <w:pStyle w:val="Compact"/>
       </w:pPr>
@@ -2195,8 +2549,8 @@
         <w:t xml:space="preserve">비용 관리를 위해 Cross-Model 2차 확인은 Critical 후보에 한정하며 Medium/Low까지 전수 적용하지 않는다</w:t>
       </w:r>
     </w:p>
-    <w:bookmarkEnd w:id="40"/>
-    <w:bookmarkStart w:id="41" w:name="금지사항"/>
+    <w:bookmarkEnd w:id="43"/>
+    <w:bookmarkStart w:id="44" w:name="금지사항"/>
     <w:p>
       <w:pPr>
         <w:pStyle w:val="Heading2"/>
@@ -2209,7 +2563,7 @@
       <w:pPr>
         <w:numPr>
           <w:ilvl w:val="0"/>
-          <w:numId w:val="1016"/>
+          <w:numId w:val="1017"/>
         </w:numPr>
         <w:pStyle w:val="Compact"/>
       </w:pPr>
@@ -2221,7 +2575,7 @@
       <w:pPr>
         <w:numPr>
           <w:ilvl w:val="0"/>
-          <w:numId w:val="1016"/>
+          <w:numId w:val="1017"/>
         </w:numPr>
         <w:pStyle w:val="Compact"/>
       </w:pPr>
@@ -2233,7 +2587,7 @@
       <w:pPr>
         <w:numPr>
           <w:ilvl w:val="0"/>
-          <w:numId w:val="1016"/>
+          <w:numId w:val="1017"/>
         </w:numPr>
         <w:pStyle w:val="Compact"/>
       </w:pPr>
@@ -2245,7 +2599,7 @@
       <w:pPr>
         <w:numPr>
           <w:ilvl w:val="0"/>
-          <w:numId w:val="1016"/>
+          <w:numId w:val="1017"/>
         </w:numPr>
         <w:pStyle w:val="Compact"/>
       </w:pPr>
@@ -2257,7 +2611,7 @@
       <w:pPr>
         <w:numPr>
           <w:ilvl w:val="0"/>
-          <w:numId w:val="1016"/>
+          <w:numId w:val="1017"/>
         </w:numPr>
         <w:pStyle w:val="Compact"/>
       </w:pPr>
@@ -2269,7 +2623,7 @@
       <w:pPr>
         <w:numPr>
           <w:ilvl w:val="0"/>
-          <w:numId w:val="1016"/>
+          <w:numId w:val="1017"/>
         </w:numPr>
         <w:pStyle w:val="Compact"/>
       </w:pPr>
@@ -2277,8 +2631,8 @@
         <w:t xml:space="preserve">Review 결과를 이용해 라이선스 한도를 우회</w:t>
       </w:r>
     </w:p>
-    <w:bookmarkEnd w:id="41"/>
-    <w:bookmarkEnd w:id="42"/>
+    <w:bookmarkEnd w:id="44"/>
+    <w:bookmarkEnd w:id="45"/>
     <w:sectPr/>
   </w:body>
 </w:document>
@@ -2622,6 +2976,9 @@
     <w:abstractNumId w:val="991"/>
   </w:num>
   <w:num w:numId="1016">
+    <w:abstractNumId w:val="991"/>
+  </w:num>
+  <w:num w:numId="1017">
     <w:abstractNumId w:val="991"/>
   </w:num>
 </w:numbering>

--- a/docs/master/doc/03_OREVIEW_CODE_REVIEW_SPECIFICATION.docx
+++ b/docs/master/doc/03_OREVIEW_CODE_REVIEW_SPECIFICATION.docx
@@ -10,7 +10,7 @@
         <w:t xml:space="preserve">03_OREVIEW_CODE_REVIEW_SPECIFICATION</w:t>
       </w:r>
     </w:p>
-    <w:bookmarkStart w:id="45" w:name="oreview-전영역-리뷰-상세설계서"/>
+    <w:bookmarkStart w:id="46" w:name="oreview-전영역-리뷰-상세설계서"/>
     <w:p>
       <w:pPr>
         <w:pStyle w:val="Heading1"/>
@@ -324,7 +324,7 @@
       </w:r>
     </w:p>
     <w:bookmarkEnd w:id="22"/>
-    <w:bookmarkStart w:id="31" w:name="리뷰-영역별-규칙"/>
+    <w:bookmarkStart w:id="32" w:name="리뷰-영역별-규칙"/>
     <w:p>
       <w:pPr>
         <w:pStyle w:val="Heading2"/>
@@ -838,12 +838,138 @@
       </w:r>
     </w:p>
     <w:bookmarkEnd w:id="28"/>
-    <w:bookmarkStart w:id="29" w:name="security-review"/>
+    <w:bookmarkStart w:id="29" w:name="X7696bf4d919226020e9a762e5bb9297ee4b0f45"/>
     <w:p>
       <w:pPr>
         <w:pStyle w:val="Heading3"/>
       </w:pPr>
       <w:r>
+        <w:t xml:space="preserve">Training Review (OTraining 대상,</w:t>
+      </w:r>
+      <w:r>
+        <w:t xml:space="preserve"> </w:t>
+      </w:r>
+      <w:hyperlink r:id="rId27">
+        <w:r>
+          <w:rPr>
+            <w:rStyle w:val="Hyperlink"/>
+          </w:rPr>
+          <w:t xml:space="preserve">02 §7-2</w:t>
+        </w:r>
+      </w:hyperlink>
+      <w:r>
+        <w:t xml:space="preserve"> </w:t>
+      </w:r>
+      <w:r>
+        <w:t xml:space="preserve">OTraining과 연동)</w:t>
+      </w:r>
+    </w:p>
+    <w:p>
+      <w:pPr>
+        <w:numPr>
+          <w:ilvl w:val="0"/>
+          <w:numId w:val="1008"/>
+        </w:numPr>
+        <w:pStyle w:val="Compact"/>
+      </w:pPr>
+      <w:r>
+        <w:t xml:space="preserve">학습 데이터 편향·중복·유출·오염(Poisoning) 여부</w:t>
+      </w:r>
+    </w:p>
+    <w:p>
+      <w:pPr>
+        <w:numPr>
+          <w:ilvl w:val="0"/>
+          <w:numId w:val="1008"/>
+        </w:numPr>
+        <w:pStyle w:val="Compact"/>
+      </w:pPr>
+      <w:r>
+        <w:t xml:space="preserve">평가 데이터셋이 학습 데이터셋과 물리적으로 분리되어 있는지(재사용 시 결과 부풀리기로 간주)</w:t>
+      </w:r>
+    </w:p>
+    <w:p>
+      <w:pPr>
+        <w:numPr>
+          <w:ilvl w:val="0"/>
+          <w:numId w:val="1008"/>
+        </w:numPr>
+        <w:pStyle w:val="Compact"/>
+      </w:pPr>
+      <w:r>
+        <w:t xml:space="preserve">학습 데이터에 대한 고객 동의·라이선스 확인 여부</w:t>
+      </w:r>
+    </w:p>
+    <w:p>
+      <w:pPr>
+        <w:numPr>
+          <w:ilvl w:val="0"/>
+          <w:numId w:val="1008"/>
+        </w:numPr>
+        <w:pStyle w:val="Compact"/>
+      </w:pPr>
+      <w:r>
+        <w:t xml:space="preserve">Before/After 성능 비교가 동일 시나리오·동일 기준으로 수행되었는지</w:t>
+      </w:r>
+    </w:p>
+    <w:p>
+      <w:pPr>
+        <w:numPr>
+          <w:ilvl w:val="0"/>
+          <w:numId w:val="1008"/>
+        </w:numPr>
+        <w:pStyle w:val="Compact"/>
+      </w:pPr>
+      <w:r>
+        <w:t xml:space="preserve">Deployment 승인이 Training을 수행한 모델과 동일 계열의 자기 자신 승인이 아닌지(Cross-Model Verification 재사용)</w:t>
+      </w:r>
+    </w:p>
+    <w:p>
+      <w:pPr>
+        <w:numPr>
+          <w:ilvl w:val="0"/>
+          <w:numId w:val="1008"/>
+        </w:numPr>
+        <w:pStyle w:val="Compact"/>
+      </w:pPr>
+      <w:r>
+        <w:t xml:space="preserve">Production Observation 없이</w:t>
+      </w:r>
+      <w:r>
+        <w:t xml:space="preserve"> </w:t>
+      </w:r>
+      <w:r>
+        <w:t xml:space="preserve">“</w:t>
+      </w:r>
+      <w:r>
+        <w:t xml:space="preserve">개선되었다</w:t>
+      </w:r>
+      <w:r>
+        <w:t xml:space="preserve">”</w:t>
+      </w:r>
+      <w:r>
+        <w:t xml:space="preserve">고 주장하는 산출물이 있는지</w:t>
+      </w:r>
+    </w:p>
+    <w:p>
+      <w:pPr>
+        <w:numPr>
+          <w:ilvl w:val="0"/>
+          <w:numId w:val="1008"/>
+        </w:numPr>
+        <w:pStyle w:val="Compact"/>
+      </w:pPr>
+      <w:r>
+        <w:t xml:space="preserve">Model/RAG/Prompt/Agent Version 변경이 코드 Patch 최소변경 원칙을 우회하는 수단으로 쓰이지 않는지</w:t>
+      </w:r>
+    </w:p>
+    <w:bookmarkEnd w:id="29"/>
+    <w:bookmarkStart w:id="30" w:name="security-review"/>
+    <w:p>
+      <w:pPr>
+        <w:pStyle w:val="Heading3"/>
+      </w:pPr>
+      <w:r>
         <w:t xml:space="preserve">Security Review</w:t>
       </w:r>
     </w:p>
@@ -851,7 +977,7 @@
       <w:pPr>
         <w:numPr>
           <w:ilvl w:val="0"/>
-          <w:numId w:val="1008"/>
+          <w:numId w:val="1009"/>
         </w:numPr>
         <w:pStyle w:val="Compact"/>
       </w:pPr>
@@ -863,7 +989,7 @@
       <w:pPr>
         <w:numPr>
           <w:ilvl w:val="0"/>
-          <w:numId w:val="1008"/>
+          <w:numId w:val="1009"/>
         </w:numPr>
         <w:pStyle w:val="Compact"/>
       </w:pPr>
@@ -875,7 +1001,7 @@
       <w:pPr>
         <w:numPr>
           <w:ilvl w:val="0"/>
-          <w:numId w:val="1008"/>
+          <w:numId w:val="1009"/>
         </w:numPr>
         <w:pStyle w:val="Compact"/>
       </w:pPr>
@@ -887,7 +1013,7 @@
       <w:pPr>
         <w:numPr>
           <w:ilvl w:val="0"/>
-          <w:numId w:val="1008"/>
+          <w:numId w:val="1009"/>
         </w:numPr>
         <w:pStyle w:val="Compact"/>
       </w:pPr>
@@ -899,7 +1025,7 @@
       <w:pPr>
         <w:numPr>
           <w:ilvl w:val="0"/>
-          <w:numId w:val="1008"/>
+          <w:numId w:val="1009"/>
         </w:numPr>
         <w:pStyle w:val="Compact"/>
       </w:pPr>
@@ -911,7 +1037,7 @@
       <w:pPr>
         <w:numPr>
           <w:ilvl w:val="0"/>
-          <w:numId w:val="1008"/>
+          <w:numId w:val="1009"/>
         </w:numPr>
         <w:pStyle w:val="Compact"/>
       </w:pPr>
@@ -923,7 +1049,7 @@
       <w:pPr>
         <w:numPr>
           <w:ilvl w:val="0"/>
-          <w:numId w:val="1008"/>
+          <w:numId w:val="1009"/>
         </w:numPr>
         <w:pStyle w:val="Compact"/>
       </w:pPr>
@@ -931,8 +1057,8 @@
         <w:t xml:space="preserve">관리자 권한과 감사로그</w:t>
       </w:r>
     </w:p>
-    <w:bookmarkEnd w:id="29"/>
-    <w:bookmarkStart w:id="30" w:name="test-review"/>
+    <w:bookmarkEnd w:id="30"/>
+    <w:bookmarkStart w:id="31" w:name="test-review"/>
     <w:p>
       <w:pPr>
         <w:pStyle w:val="Heading3"/>
@@ -945,7 +1071,7 @@
       <w:pPr>
         <w:numPr>
           <w:ilvl w:val="0"/>
-          <w:numId w:val="1009"/>
+          <w:numId w:val="1010"/>
         </w:numPr>
         <w:pStyle w:val="Compact"/>
       </w:pPr>
@@ -957,7 +1083,7 @@
       <w:pPr>
         <w:numPr>
           <w:ilvl w:val="0"/>
-          <w:numId w:val="1009"/>
+          <w:numId w:val="1010"/>
         </w:numPr>
         <w:pStyle w:val="Compact"/>
       </w:pPr>
@@ -969,7 +1095,7 @@
       <w:pPr>
         <w:numPr>
           <w:ilvl w:val="0"/>
-          <w:numId w:val="1009"/>
+          <w:numId w:val="1010"/>
         </w:numPr>
         <w:pStyle w:val="Compact"/>
       </w:pPr>
@@ -981,7 +1107,7 @@
       <w:pPr>
         <w:numPr>
           <w:ilvl w:val="0"/>
-          <w:numId w:val="1009"/>
+          <w:numId w:val="1010"/>
         </w:numPr>
         <w:pStyle w:val="Compact"/>
       </w:pPr>
@@ -993,7 +1119,7 @@
       <w:pPr>
         <w:numPr>
           <w:ilvl w:val="0"/>
-          <w:numId w:val="1009"/>
+          <w:numId w:val="1010"/>
         </w:numPr>
         <w:pStyle w:val="Compact"/>
       </w:pPr>
@@ -1005,7 +1131,7 @@
       <w:pPr>
         <w:numPr>
           <w:ilvl w:val="0"/>
-          <w:numId w:val="1009"/>
+          <w:numId w:val="1010"/>
         </w:numPr>
         <w:pStyle w:val="Compact"/>
       </w:pPr>
@@ -1017,7 +1143,7 @@
       <w:pPr>
         <w:numPr>
           <w:ilvl w:val="0"/>
-          <w:numId w:val="1009"/>
+          <w:numId w:val="1010"/>
         </w:numPr>
         <w:pStyle w:val="Compact"/>
       </w:pPr>
@@ -1025,9 +1151,9 @@
         <w:t xml:space="preserve">License·결제·Webhook 멱등성 시험 누락</w:t>
       </w:r>
     </w:p>
-    <w:bookmarkEnd w:id="30"/>
     <w:bookmarkEnd w:id="31"/>
-    <w:bookmarkStart w:id="32" w:name="ai바이브-코딩-생성-코드-특화-진단"/>
+    <w:bookmarkEnd w:id="32"/>
+    <w:bookmarkStart w:id="33" w:name="ai바이브-코딩-생성-코드-특화-진단"/>
     <w:p>
       <w:pPr>
         <w:pStyle w:val="Heading2"/>
@@ -1436,8 +1562,8 @@
         <w:t xml:space="preserve">의 OMemory와 연동되어, 동일 항목이 반복 발견되면 KnowledgePattern으로 승격되고 이후 Case에서는 Preflight 단계부터 우선순위가 상향된다. 자동 판정이 이 항목을 놓쳤다가 나중에 확인된 경우 OMemory의 재귀학습 루프(MissedFinding)로 흡수한다.</w:t>
       </w:r>
     </w:p>
-    <w:bookmarkEnd w:id="32"/>
-    <w:bookmarkStart w:id="33" w:name="finding-schema"/>
+    <w:bookmarkEnd w:id="33"/>
+    <w:bookmarkStart w:id="34" w:name="finding-schema"/>
     <w:p>
       <w:pPr>
         <w:pStyle w:val="Heading2"/>
@@ -1519,7 +1645,7 @@
       <w:pPr>
         <w:numPr>
           <w:ilvl w:val="0"/>
-          <w:numId w:val="1010"/>
+          <w:numId w:val="1011"/>
         </w:numPr>
         <w:pStyle w:val="Compact"/>
       </w:pPr>
@@ -1531,7 +1657,7 @@
       <w:pPr>
         <w:numPr>
           <w:ilvl w:val="0"/>
-          <w:numId w:val="1010"/>
+          <w:numId w:val="1011"/>
         </w:numPr>
         <w:pStyle w:val="Compact"/>
       </w:pPr>
@@ -1543,7 +1669,7 @@
       <w:pPr>
         <w:numPr>
           <w:ilvl w:val="0"/>
-          <w:numId w:val="1010"/>
+          <w:numId w:val="1011"/>
         </w:numPr>
         <w:pStyle w:val="Compact"/>
       </w:pPr>
@@ -1555,7 +1681,7 @@
       <w:pPr>
         <w:numPr>
           <w:ilvl w:val="0"/>
-          <w:numId w:val="1010"/>
+          <w:numId w:val="1011"/>
         </w:numPr>
         <w:pStyle w:val="Compact"/>
       </w:pPr>
@@ -1567,7 +1693,7 @@
       <w:pPr>
         <w:numPr>
           <w:ilvl w:val="0"/>
-          <w:numId w:val="1010"/>
+          <w:numId w:val="1011"/>
         </w:numPr>
         <w:pStyle w:val="Compact"/>
       </w:pPr>
@@ -1579,7 +1705,7 @@
       <w:pPr>
         <w:numPr>
           <w:ilvl w:val="0"/>
-          <w:numId w:val="1010"/>
+          <w:numId w:val="1011"/>
         </w:numPr>
         <w:pStyle w:val="Compact"/>
       </w:pPr>
@@ -1591,7 +1717,7 @@
       <w:pPr>
         <w:numPr>
           <w:ilvl w:val="0"/>
-          <w:numId w:val="1010"/>
+          <w:numId w:val="1011"/>
         </w:numPr>
         <w:pStyle w:val="Compact"/>
       </w:pPr>
@@ -1603,7 +1729,7 @@
       <w:pPr>
         <w:numPr>
           <w:ilvl w:val="0"/>
-          <w:numId w:val="1010"/>
+          <w:numId w:val="1011"/>
         </w:numPr>
         <w:pStyle w:val="Compact"/>
       </w:pPr>
@@ -1615,7 +1741,7 @@
       <w:pPr>
         <w:numPr>
           <w:ilvl w:val="0"/>
-          <w:numId w:val="1010"/>
+          <w:numId w:val="1011"/>
         </w:numPr>
         <w:pStyle w:val="Compact"/>
       </w:pPr>
@@ -1627,7 +1753,7 @@
       <w:pPr>
         <w:numPr>
           <w:ilvl w:val="0"/>
-          <w:numId w:val="1010"/>
+          <w:numId w:val="1011"/>
         </w:numPr>
         <w:pStyle w:val="Compact"/>
       </w:pPr>
@@ -1639,7 +1765,7 @@
       <w:pPr>
         <w:numPr>
           <w:ilvl w:val="0"/>
-          <w:numId w:val="1010"/>
+          <w:numId w:val="1011"/>
         </w:numPr>
         <w:pStyle w:val="Compact"/>
       </w:pPr>
@@ -1651,7 +1777,7 @@
       <w:pPr>
         <w:numPr>
           <w:ilvl w:val="0"/>
-          <w:numId w:val="1010"/>
+          <w:numId w:val="1011"/>
         </w:numPr>
         <w:pStyle w:val="Compact"/>
       </w:pPr>
@@ -1663,7 +1789,7 @@
       <w:pPr>
         <w:numPr>
           <w:ilvl w:val="0"/>
-          <w:numId w:val="1010"/>
+          <w:numId w:val="1011"/>
         </w:numPr>
         <w:pStyle w:val="Compact"/>
       </w:pPr>
@@ -1675,7 +1801,7 @@
       <w:pPr>
         <w:numPr>
           <w:ilvl w:val="0"/>
-          <w:numId w:val="1010"/>
+          <w:numId w:val="1011"/>
         </w:numPr>
         <w:pStyle w:val="Compact"/>
       </w:pPr>
@@ -1687,7 +1813,7 @@
       <w:pPr>
         <w:numPr>
           <w:ilvl w:val="0"/>
-          <w:numId w:val="1010"/>
+          <w:numId w:val="1011"/>
         </w:numPr>
         <w:pStyle w:val="Compact"/>
       </w:pPr>
@@ -1699,7 +1825,7 @@
       <w:pPr>
         <w:numPr>
           <w:ilvl w:val="0"/>
-          <w:numId w:val="1010"/>
+          <w:numId w:val="1011"/>
         </w:numPr>
         <w:pStyle w:val="Compact"/>
       </w:pPr>
@@ -1711,7 +1837,7 @@
       <w:pPr>
         <w:numPr>
           <w:ilvl w:val="0"/>
-          <w:numId w:val="1010"/>
+          <w:numId w:val="1011"/>
         </w:numPr>
         <w:pStyle w:val="Compact"/>
       </w:pPr>
@@ -1719,8 +1845,8 @@
         <w:t xml:space="preserve">reviewer_identity/model/tool_version</w:t>
       </w:r>
     </w:p>
-    <w:bookmarkEnd w:id="33"/>
-    <w:bookmarkStart w:id="37" w:name="decision-규칙"/>
+    <w:bookmarkEnd w:id="34"/>
+    <w:bookmarkStart w:id="38" w:name="decision-규칙"/>
     <w:p>
       <w:pPr>
         <w:pStyle w:val="Heading2"/>
@@ -1745,7 +1871,7 @@
       <w:r>
         <w:t xml:space="preserve"> </w:t>
       </w:r>
-      <w:hyperlink r:id="rId34">
+      <w:hyperlink r:id="rId35">
         <w:r>
           <w:rPr>
             <w:rStyle w:val="Hyperlink"/>
@@ -1769,7 +1895,7 @@
         <w:t xml:space="preserve">(PASS/FAIL/BLOCKED/HOLD/NOT_RUN/INCONCLUSIVE/NON_FINAL)를 그대로 재사용한다. 아래는 계약 기준으로 정정한 것이다.</w:t>
       </w:r>
     </w:p>
-    <w:bookmarkStart w:id="35" w:name="영역별-decision-도메인-최소-10개"/>
+    <w:bookmarkStart w:id="36" w:name="영역별-decision-도메인-최소-10개"/>
     <w:p>
       <w:pPr>
         <w:pStyle w:val="Heading3"/>
@@ -1889,7 +2015,7 @@
       <w:pPr>
         <w:numPr>
           <w:ilvl w:val="0"/>
-          <w:numId w:val="1011"/>
+          <w:numId w:val="1012"/>
         </w:numPr>
         <w:pStyle w:val="Compact"/>
       </w:pPr>
@@ -1901,7 +2027,7 @@
       <w:pPr>
         <w:numPr>
           <w:ilvl w:val="0"/>
-          <w:numId w:val="1011"/>
+          <w:numId w:val="1012"/>
         </w:numPr>
         <w:pStyle w:val="Compact"/>
       </w:pPr>
@@ -1913,7 +2039,7 @@
       <w:pPr>
         <w:numPr>
           <w:ilvl w:val="0"/>
-          <w:numId w:val="1011"/>
+          <w:numId w:val="1012"/>
         </w:numPr>
         <w:pStyle w:val="Compact"/>
       </w:pPr>
@@ -1925,7 +2051,7 @@
       <w:pPr>
         <w:numPr>
           <w:ilvl w:val="0"/>
-          <w:numId w:val="1011"/>
+          <w:numId w:val="1012"/>
         </w:numPr>
         <w:pStyle w:val="Compact"/>
       </w:pPr>
@@ -1937,7 +2063,7 @@
       <w:pPr>
         <w:numPr>
           <w:ilvl w:val="0"/>
-          <w:numId w:val="1011"/>
+          <w:numId w:val="1012"/>
         </w:numPr>
         <w:pStyle w:val="Compact"/>
       </w:pPr>
@@ -1945,8 +2071,8 @@
         <w:t xml:space="preserve">NOT_APPLICABLE: 대상 변경에 해당 영역이 적용되지 않음</w:t>
       </w:r>
     </w:p>
-    <w:bookmarkEnd w:id="35"/>
-    <w:bookmarkStart w:id="36" w:name="종합-decision"/>
+    <w:bookmarkEnd w:id="36"/>
+    <w:bookmarkStart w:id="37" w:name="종합-decision"/>
     <w:p>
       <w:pPr>
         <w:pStyle w:val="Heading3"/>
@@ -1959,7 +2085,7 @@
       <w:pPr>
         <w:numPr>
           <w:ilvl w:val="0"/>
-          <w:numId w:val="1012"/>
+          <w:numId w:val="1013"/>
         </w:numPr>
         <w:pStyle w:val="Compact"/>
       </w:pPr>
@@ -1977,7 +2103,7 @@
       <w:pPr>
         <w:numPr>
           <w:ilvl w:val="0"/>
-          <w:numId w:val="1012"/>
+          <w:numId w:val="1013"/>
         </w:numPr>
         <w:pStyle w:val="Compact"/>
       </w:pPr>
@@ -2007,7 +2133,7 @@
       <w:pPr>
         <w:numPr>
           <w:ilvl w:val="0"/>
-          <w:numId w:val="1012"/>
+          <w:numId w:val="1013"/>
         </w:numPr>
         <w:pStyle w:val="Compact"/>
       </w:pPr>
@@ -2052,7 +2178,7 @@
       <w:pPr>
         <w:numPr>
           <w:ilvl w:val="0"/>
-          <w:numId w:val="1012"/>
+          <w:numId w:val="1013"/>
         </w:numPr>
         <w:pStyle w:val="Compact"/>
       </w:pPr>
@@ -2081,9 +2207,9 @@
         <w:t xml:space="preserve">— OReview 결과 단독으로 Final 판정을 주장할 수 없다</w:t>
       </w:r>
     </w:p>
-    <w:bookmarkEnd w:id="36"/>
     <w:bookmarkEnd w:id="37"/>
-    <w:bookmarkStart w:id="38" w:name="continuous-review"/>
+    <w:bookmarkEnd w:id="38"/>
+    <w:bookmarkStart w:id="39" w:name="continuous-review"/>
     <w:p>
       <w:pPr>
         <w:pStyle w:val="Heading2"/>
@@ -2096,7 +2222,7 @@
       <w:pPr>
         <w:numPr>
           <w:ilvl w:val="0"/>
-          <w:numId w:val="1013"/>
+          <w:numId w:val="1014"/>
         </w:numPr>
         <w:pStyle w:val="Compact"/>
       </w:pPr>
@@ -2108,7 +2234,7 @@
       <w:pPr>
         <w:numPr>
           <w:ilvl w:val="0"/>
-          <w:numId w:val="1013"/>
+          <w:numId w:val="1014"/>
         </w:numPr>
         <w:pStyle w:val="Compact"/>
       </w:pPr>
@@ -2120,7 +2246,7 @@
       <w:pPr>
         <w:numPr>
           <w:ilvl w:val="0"/>
-          <w:numId w:val="1013"/>
+          <w:numId w:val="1014"/>
         </w:numPr>
         <w:pStyle w:val="Compact"/>
       </w:pPr>
@@ -2132,7 +2258,7 @@
       <w:pPr>
         <w:numPr>
           <w:ilvl w:val="0"/>
-          <w:numId w:val="1013"/>
+          <w:numId w:val="1014"/>
         </w:numPr>
         <w:pStyle w:val="Compact"/>
       </w:pPr>
@@ -2144,7 +2270,7 @@
       <w:pPr>
         <w:numPr>
           <w:ilvl w:val="0"/>
-          <w:numId w:val="1013"/>
+          <w:numId w:val="1014"/>
         </w:numPr>
         <w:pStyle w:val="Compact"/>
       </w:pPr>
@@ -2156,7 +2282,7 @@
       <w:pPr>
         <w:numPr>
           <w:ilvl w:val="0"/>
-          <w:numId w:val="1013"/>
+          <w:numId w:val="1014"/>
         </w:numPr>
         <w:pStyle w:val="Compact"/>
       </w:pPr>
@@ -2194,8 +2320,8 @@
         <w:t xml:space="preserve">OGit).</w:t>
       </w:r>
     </w:p>
-    <w:bookmarkEnd w:id="38"/>
-    <w:bookmarkStart w:id="39" w:name="자동-수정-연계"/>
+    <w:bookmarkEnd w:id="39"/>
+    <w:bookmarkStart w:id="40" w:name="자동-수정-연계"/>
     <w:p>
       <w:pPr>
         <w:pStyle w:val="Heading2"/>
@@ -2220,8 +2346,8 @@
         <w:t xml:space="preserve">Finding → 사용자 선택 → OImprovement Patch Plan → Worktree → Patch → Test → Re-review → Re-verify → Draft PR</w:t>
       </w:r>
     </w:p>
-    <w:bookmarkEnd w:id="39"/>
-    <w:bookmarkStart w:id="40" w:name="코드리뷰-자체-품질검증"/>
+    <w:bookmarkEnd w:id="40"/>
+    <w:bookmarkStart w:id="41" w:name="코드리뷰-자체-품질검증"/>
     <w:p>
       <w:pPr>
         <w:pStyle w:val="Heading2"/>
@@ -2234,7 +2360,7 @@
       <w:pPr>
         <w:numPr>
           <w:ilvl w:val="0"/>
-          <w:numId w:val="1014"/>
+          <w:numId w:val="1015"/>
         </w:numPr>
         <w:pStyle w:val="Compact"/>
       </w:pPr>
@@ -2246,7 +2372,7 @@
       <w:pPr>
         <w:numPr>
           <w:ilvl w:val="0"/>
-          <w:numId w:val="1014"/>
+          <w:numId w:val="1015"/>
         </w:numPr>
         <w:pStyle w:val="Compact"/>
       </w:pPr>
@@ -2258,7 +2384,7 @@
       <w:pPr>
         <w:numPr>
           <w:ilvl w:val="0"/>
-          <w:numId w:val="1014"/>
+          <w:numId w:val="1015"/>
         </w:numPr>
         <w:pStyle w:val="Compact"/>
       </w:pPr>
@@ -2270,7 +2396,7 @@
       <w:pPr>
         <w:numPr>
           <w:ilvl w:val="0"/>
-          <w:numId w:val="1014"/>
+          <w:numId w:val="1015"/>
         </w:numPr>
         <w:pStyle w:val="Compact"/>
       </w:pPr>
@@ -2282,7 +2408,7 @@
       <w:pPr>
         <w:numPr>
           <w:ilvl w:val="0"/>
-          <w:numId w:val="1014"/>
+          <w:numId w:val="1015"/>
         </w:numPr>
         <w:pStyle w:val="Compact"/>
       </w:pPr>
@@ -2294,7 +2420,7 @@
       <w:pPr>
         <w:numPr>
           <w:ilvl w:val="0"/>
-          <w:numId w:val="1014"/>
+          <w:numId w:val="1015"/>
         </w:numPr>
         <w:pStyle w:val="Compact"/>
       </w:pPr>
@@ -2306,7 +2432,7 @@
       <w:pPr>
         <w:numPr>
           <w:ilvl w:val="0"/>
-          <w:numId w:val="1014"/>
+          <w:numId w:val="1015"/>
         </w:numPr>
         <w:pStyle w:val="Compact"/>
       </w:pPr>
@@ -2318,7 +2444,7 @@
       <w:pPr>
         <w:numPr>
           <w:ilvl w:val="0"/>
-          <w:numId w:val="1014"/>
+          <w:numId w:val="1015"/>
         </w:numPr>
         <w:pStyle w:val="Compact"/>
       </w:pPr>
@@ -2330,7 +2456,7 @@
       <w:pPr>
         <w:numPr>
           <w:ilvl w:val="0"/>
-          <w:numId w:val="1014"/>
+          <w:numId w:val="1015"/>
         </w:numPr>
         <w:pStyle w:val="Compact"/>
       </w:pPr>
@@ -2342,7 +2468,7 @@
       <w:pPr>
         <w:numPr>
           <w:ilvl w:val="0"/>
-          <w:numId w:val="1014"/>
+          <w:numId w:val="1015"/>
         </w:numPr>
         <w:pStyle w:val="Compact"/>
       </w:pPr>
@@ -2350,8 +2476,8 @@
         <w:t xml:space="preserve">Confidence Calibration: Confidence 90%로 표시된 Finding 집합이 실제로 약 90% 비율로 맞는지 등 신뢰도 구간별 실측 정확도를 주기적으로 측정(Calibration Curve). 특정 구간이 체계적으로 과신/과소평가되면 Confidence 산정 로직을 재보정 대상으로 지정한다</w:t>
       </w:r>
     </w:p>
-    <w:bookmarkEnd w:id="40"/>
-    <w:bookmarkStart w:id="41" w:name="oreview-자체-판정-재현성"/>
+    <w:bookmarkEnd w:id="41"/>
+    <w:bookmarkStart w:id="42" w:name="oreview-자체-판정-재현성"/>
     <w:p>
       <w:pPr>
         <w:pStyle w:val="Heading2"/>
@@ -2392,7 +2518,7 @@
       <w:pPr>
         <w:numPr>
           <w:ilvl w:val="0"/>
-          <w:numId w:val="1015"/>
+          <w:numId w:val="1016"/>
         </w:numPr>
         <w:pStyle w:val="Compact"/>
       </w:pPr>
@@ -2404,7 +2530,7 @@
       <w:pPr>
         <w:numPr>
           <w:ilvl w:val="0"/>
-          <w:numId w:val="1015"/>
+          <w:numId w:val="1016"/>
         </w:numPr>
         <w:pStyle w:val="Compact"/>
       </w:pPr>
@@ -2416,7 +2542,7 @@
       <w:pPr>
         <w:numPr>
           <w:ilvl w:val="0"/>
-          <w:numId w:val="1015"/>
+          <w:numId w:val="1016"/>
         </w:numPr>
         <w:pStyle w:val="Compact"/>
       </w:pPr>
@@ -2428,7 +2554,7 @@
       <w:pPr>
         <w:numPr>
           <w:ilvl w:val="0"/>
-          <w:numId w:val="1015"/>
+          <w:numId w:val="1016"/>
         </w:numPr>
         <w:pStyle w:val="Compact"/>
       </w:pPr>
@@ -2436,8 +2562,8 @@
         <w:t xml:space="preserve">동일 Diff에 대한 반복 실행 결과가 Severity/Decision 수준에서 달라지면 Flaky Reviewer로 분리하고 해당 판정은 INCONCLUSIVE로 표시한다</w:t>
       </w:r>
     </w:p>
-    <w:bookmarkEnd w:id="41"/>
-    <w:bookmarkStart w:id="42" w:name="감사와-증거"/>
+    <w:bookmarkEnd w:id="42"/>
+    <w:bookmarkStart w:id="43" w:name="감사와-증거"/>
     <w:p>
       <w:pPr>
         <w:pStyle w:val="Heading2"/>
@@ -2454,8 +2580,8 @@
         <w:t xml:space="preserve">각 Review 실행은 Baseline SHA, Target SHA, Diff Hash, Rule Pack Digest, Reviewer Version, Input Digest, Output Digest, Decision을 Receipt에 결속한다.</w:t>
       </w:r>
     </w:p>
-    <w:bookmarkEnd w:id="42"/>
-    <w:bookmarkStart w:id="43" w:name="cross-model-verification"/>
+    <w:bookmarkEnd w:id="43"/>
+    <w:bookmarkStart w:id="44" w:name="cross-model-verification"/>
     <w:p>
       <w:pPr>
         <w:pStyle w:val="Heading2"/>
@@ -2476,7 +2602,7 @@
       <w:pPr>
         <w:numPr>
           <w:ilvl w:val="0"/>
-          <w:numId w:val="1016"/>
+          <w:numId w:val="1017"/>
         </w:numPr>
         <w:pStyle w:val="Compact"/>
       </w:pPr>
@@ -2488,7 +2614,7 @@
       <w:pPr>
         <w:numPr>
           <w:ilvl w:val="0"/>
-          <w:numId w:val="1016"/>
+          <w:numId w:val="1017"/>
         </w:numPr>
         <w:pStyle w:val="Compact"/>
       </w:pPr>
@@ -2500,7 +2626,7 @@
       <w:pPr>
         <w:numPr>
           <w:ilvl w:val="0"/>
-          <w:numId w:val="1016"/>
+          <w:numId w:val="1017"/>
         </w:numPr>
         <w:pStyle w:val="Compact"/>
       </w:pPr>
@@ -2512,7 +2638,7 @@
       <w:pPr>
         <w:numPr>
           <w:ilvl w:val="0"/>
-          <w:numId w:val="1016"/>
+          <w:numId w:val="1017"/>
         </w:numPr>
         <w:pStyle w:val="Compact"/>
       </w:pPr>
@@ -2541,7 +2667,7 @@
       <w:pPr>
         <w:numPr>
           <w:ilvl w:val="0"/>
-          <w:numId w:val="1016"/>
+          <w:numId w:val="1017"/>
         </w:numPr>
         <w:pStyle w:val="Compact"/>
       </w:pPr>
@@ -2549,8 +2675,8 @@
         <w:t xml:space="preserve">비용 관리를 위해 Cross-Model 2차 확인은 Critical 후보에 한정하며 Medium/Low까지 전수 적용하지 않는다</w:t>
       </w:r>
     </w:p>
-    <w:bookmarkEnd w:id="43"/>
-    <w:bookmarkStart w:id="44" w:name="금지사항"/>
+    <w:bookmarkEnd w:id="44"/>
+    <w:bookmarkStart w:id="45" w:name="금지사항"/>
     <w:p>
       <w:pPr>
         <w:pStyle w:val="Heading2"/>
@@ -2563,7 +2689,7 @@
       <w:pPr>
         <w:numPr>
           <w:ilvl w:val="0"/>
-          <w:numId w:val="1017"/>
+          <w:numId w:val="1018"/>
         </w:numPr>
         <w:pStyle w:val="Compact"/>
       </w:pPr>
@@ -2575,7 +2701,7 @@
       <w:pPr>
         <w:numPr>
           <w:ilvl w:val="0"/>
-          <w:numId w:val="1017"/>
+          <w:numId w:val="1018"/>
         </w:numPr>
         <w:pStyle w:val="Compact"/>
       </w:pPr>
@@ -2587,7 +2713,7 @@
       <w:pPr>
         <w:numPr>
           <w:ilvl w:val="0"/>
-          <w:numId w:val="1017"/>
+          <w:numId w:val="1018"/>
         </w:numPr>
         <w:pStyle w:val="Compact"/>
       </w:pPr>
@@ -2599,7 +2725,7 @@
       <w:pPr>
         <w:numPr>
           <w:ilvl w:val="0"/>
-          <w:numId w:val="1017"/>
+          <w:numId w:val="1018"/>
         </w:numPr>
         <w:pStyle w:val="Compact"/>
       </w:pPr>
@@ -2611,7 +2737,7 @@
       <w:pPr>
         <w:numPr>
           <w:ilvl w:val="0"/>
-          <w:numId w:val="1017"/>
+          <w:numId w:val="1018"/>
         </w:numPr>
         <w:pStyle w:val="Compact"/>
       </w:pPr>
@@ -2623,7 +2749,7 @@
       <w:pPr>
         <w:numPr>
           <w:ilvl w:val="0"/>
-          <w:numId w:val="1017"/>
+          <w:numId w:val="1018"/>
         </w:numPr>
         <w:pStyle w:val="Compact"/>
       </w:pPr>
@@ -2631,8 +2757,8 @@
         <w:t xml:space="preserve">Review 결과를 이용해 라이선스 한도를 우회</w:t>
       </w:r>
     </w:p>
-    <w:bookmarkEnd w:id="44"/>
     <w:bookmarkEnd w:id="45"/>
+    <w:bookmarkEnd w:id="46"/>
     <w:sectPr/>
   </w:body>
 </w:document>
@@ -2979,6 +3105,9 @@
     <w:abstractNumId w:val="991"/>
   </w:num>
   <w:num w:numId="1017">
+    <w:abstractNumId w:val="991"/>
+  </w:num>
+  <w:num w:numId="1018">
     <w:abstractNumId w:val="991"/>
   </w:num>
 </w:numbering>
